--- a/reports/03_objectives_and_gaps.docx
+++ b/reports/03_objectives_and_gaps.docx
@@ -107,7 +107,7 @@
         <w:t xml:space="preserve"> </w:t>
       </w:r>
       <w:r>
-        <w:t xml:space="preserve">Recent work [4]–[7] shows that a model trained on one network-traffic dataset and deployed on</w:t>
+        <w:t xml:space="preserve">Recent work [1]–[4] shows that a model trained on one network-traffic dataset and deployed on</w:t>
       </w:r>
       <w:r>
         <w:t xml:space="preserve"> </w:t>
@@ -153,7 +153,7 @@
         <w:t xml:space="preserve"> </w:t>
       </w:r>
       <w:r>
-        <w:t xml:space="preserve">IDS [9]–[13] — but</w:t>
+        <w:t xml:space="preserve">IDS [8]–[12] — but</w:t>
       </w:r>
       <w:r>
         <w:t xml:space="preserve"> </w:t>
@@ -292,19 +292,19 @@
         <w:t xml:space="preserve"> </w:t>
       </w:r>
       <w:r>
-        <w:t xml:space="preserve">generalisation. Existing metaheuristic FS optimises same-dataset accuracy [9]–[13]; existing</w:t>
-      </w:r>
-      <w:r>
-        <w:t xml:space="preserve"> </w:t>
-      </w:r>
-      <w:r>
-        <w:t xml:space="preserve">cross-dataset studies are diagnostic [4]–[6] or model-centric domain adaptation that needs</w:t>
-      </w:r>
-      <w:r>
-        <w:t xml:space="preserve"> </w:t>
-      </w:r>
-      <w:r>
-        <w:t xml:space="preserve">target-domain data [8], [14]–[20].</w:t>
+        <w:t xml:space="preserve">generalisation. Existing metaheuristic FS optimises same-dataset accuracy [8]–[12]; existing</w:t>
+      </w:r>
+      <w:r>
+        <w:t xml:space="preserve"> </w:t>
+      </w:r>
+      <w:r>
+        <w:t xml:space="preserve">cross-dataset studies are diagnostic [1]–[3] or model-centric domain adaptation that needs</w:t>
+      </w:r>
+      <w:r>
+        <w:t xml:space="preserve"> </w:t>
+      </w:r>
+      <w:r>
+        <w:t xml:space="preserve">target-domain data [13].</w:t>
       </w:r>
     </w:p>
     <w:p>
@@ -555,7 +555,7 @@
         <w:t xml:space="preserve"> </w:t>
       </w:r>
       <w:r>
-        <w:t xml:space="preserve">[6], [23]).</w:t>
+        <w:t xml:space="preserve">[3]).</w:t>
       </w:r>
     </w:p>
     <w:p>
@@ -1030,7 +1030,7 @@
               <w:pStyle w:val="Compact"/>
             </w:pPr>
             <w:r>
-              <w:t xml:space="preserve">Binary is the dominant generalisation framing [4], [5]; multi-class class vocabularies barely overlap across datasets (Dataset Report §6.3)</w:t>
+              <w:t xml:space="preserve">Binary is the dominant generalisation framing [1], [2]; multi-class class vocabularies barely overlap across datasets (Dataset Report §6.3)</w:t>
             </w:r>
           </w:p>
         </w:tc>
@@ -1214,7 +1214,7 @@
               <w:pStyle w:val="Compact"/>
             </w:pPr>
             <w:r>
-              <w:t xml:space="preserve">Otherwise models memorise identity, not behaviour [4], [6]</w:t>
+              <w:t xml:space="preserve">Otherwise models memorise identity, not behaviour [1], [3]</w:t>
             </w:r>
           </w:p>
         </w:tc>
@@ -1298,7 +1298,7 @@
               <w:pStyle w:val="Compact"/>
             </w:pPr>
             <w:r>
-              <w:t xml:space="preserve">Reproducibility; avoids the assembly pitfalls of [23]</w:t>
+              <w:t xml:space="preserve">Reproducibility; avoids the protocol pitfalls of [3]</w:t>
             </w:r>
           </w:p>
         </w:tc>
@@ -1542,7 +1542,7 @@
               <w:pStyle w:val="Compact"/>
             </w:pPr>
             <w:r>
-              <w:t xml:space="preserve">Cross-dataset scores near random (per [4])</w:t>
+              <w:t xml:space="preserve">Cross-dataset scores near random (per [1])</w:t>
             </w:r>
           </w:p>
         </w:tc>
@@ -1633,30 +1633,30 @@
     </w:p>
     <w:p>
       <w:pPr>
+        <w:pStyle w:val="BlockText"/>
+      </w:pPr>
+      <w:r>
+        <w:t xml:space="preserve">Reference numbers follow the canonical 15-paper list in</w:t>
+      </w:r>
+      <w:r>
+        <w:t xml:space="preserve"> </w:t>
+      </w:r>
+      <w:r>
+        <w:rPr>
+          <w:rStyle w:val="VerbatimChar"/>
+        </w:rPr>
+        <w:t xml:space="preserve">02_literature_review.md</w:t>
+      </w:r>
+      <w:r>
+        <w:t xml:space="preserve">.</w:t>
+      </w:r>
+    </w:p>
+    <w:p>
+      <w:pPr>
         <w:pStyle w:val="FirstParagraph"/>
       </w:pPr>
       <w:r>
-        <w:t xml:space="preserve">Numbered as in</w:t>
-      </w:r>
-      <w:r>
-        <w:t xml:space="preserve"> </w:t>
-      </w:r>
-      <w:r>
-        <w:rPr>
-          <w:rStyle w:val="VerbatimChar"/>
-        </w:rPr>
-        <w:t xml:space="preserve">02_literature_review.md</w:t>
-      </w:r>
-      <w:r>
-        <w:t xml:space="preserve">.</w:t>
-      </w:r>
-    </w:p>
-    <w:p>
-      <w:pPr>
-        <w:pStyle w:val="BodyText"/>
-      </w:pPr>
-      <w:r>
-        <w:t xml:space="preserve">[4] M. Cantone, C. Marrocco, and A. Bria,</w:t>
+        <w:t xml:space="preserve">[1] M. Cantone, C. Marrocco, and A. Bria,</w:t>
       </w:r>
       <w:r>
         <w:t xml:space="preserve"> </w:t>
@@ -1689,7 +1689,7 @@
         <w:pStyle w:val="BodyText"/>
       </w:pPr>
       <w:r>
-        <w:t xml:space="preserve">[5] M. Z. Hossain et al.,</w:t>
+        <w:t xml:space="preserve">[2] M. Z. Hossain et al.,</w:t>
       </w:r>
       <w:r>
         <w:t xml:space="preserve"> </w:t>
@@ -1715,7 +1715,7 @@
         <w:pStyle w:val="BodyText"/>
       </w:pPr>
       <w:r>
-        <w:t xml:space="preserve">[6] M. A. Hakim, M. S. Uddin, and T. I. Anis,</w:t>
+        <w:t xml:space="preserve">[3] M. A. Hakim, M. S. Uddin, and T. I. Anis,</w:t>
       </w:r>
       <w:r>
         <w:t xml:space="preserve"> </w:t>
@@ -1741,7 +1741,7 @@
         <w:pStyle w:val="BodyText"/>
       </w:pPr>
       <w:r>
-        <w:t xml:space="preserve">[7] M. U. Butt, A. Hotho, and D. Schlör,</w:t>
+        <w:t xml:space="preserve">[4] M. U. Butt, A. Hotho, and D. Schlör,</w:t>
       </w:r>
       <w:r>
         <w:t xml:space="preserve"> </w:t>
@@ -1780,19 +1780,25 @@
         <w:pStyle w:val="BodyText"/>
       </w:pPr>
       <w:r>
-        <w:t xml:space="preserve">[8] S. Layeghy, M. Baktashmotlagh, and M. Portmann,</w:t>
-      </w:r>
-      <w:r>
-        <w:t xml:space="preserve"> </w:t>
-      </w:r>
-      <w:r>
-        <w:t xml:space="preserve">“DI-NIDS: Domain invariant network</w:t>
-      </w:r>
-      <w:r>
-        <w:t xml:space="preserve"> </w:t>
-      </w:r>
-      <w:r>
-        <w:t xml:space="preserve">intrusion detection system,”</w:t>
+        <w:t xml:space="preserve">[5] I. Sharafaldin, A. H. Lashkari, and A. A. Ghorbani,</w:t>
+      </w:r>
+      <w:r>
+        <w:t xml:space="preserve"> </w:t>
+      </w:r>
+      <w:r>
+        <w:t xml:space="preserve">“Toward generating a new intrusion</w:t>
+      </w:r>
+      <w:r>
+        <w:t xml:space="preserve"> </w:t>
+      </w:r>
+      <w:r>
+        <w:t xml:space="preserve">detection dataset and intrusion traffic characterization,”</w:t>
+      </w:r>
+      <w:r>
+        <w:t xml:space="preserve"> </w:t>
+      </w:r>
+      <w:r>
+        <w:t xml:space="preserve">in</w:t>
       </w:r>
       <w:r>
         <w:t xml:space="preserve"> </w:t>
@@ -1802,10 +1808,10 @@
           <w:i/>
           <w:iCs/>
         </w:rPr>
-        <w:t xml:space="preserve">Knowledge-Based Systems</w:t>
-      </w:r>
-      <w:r>
-        <w:t xml:space="preserve">, 2023.</w:t>
+        <w:t xml:space="preserve">Proc. ICISSP</w:t>
+      </w:r>
+      <w:r>
+        <w:t xml:space="preserve">, 2018.</w:t>
       </w:r>
     </w:p>
     <w:p>
@@ -1813,123 +1819,19 @@
         <w:pStyle w:val="BodyText"/>
       </w:pPr>
       <w:r>
-        <w:t xml:space="preserve">[9] Z. Fatima and A. Ali,</w:t>
-      </w:r>
-      <w:r>
-        <w:t xml:space="preserve"> </w:t>
-      </w:r>
-      <w:r>
-        <w:t xml:space="preserve">“Effective metaheuristic based classifiers for multiclass intrusion</w:t>
-      </w:r>
-      <w:r>
-        <w:t xml:space="preserve"> </w:t>
-      </w:r>
-      <w:r>
-        <w:t xml:space="preserve">detection,”</w:t>
-      </w:r>
-      <w:r>
-        <w:t xml:space="preserve"> </w:t>
-      </w:r>
-      <w:r>
-        <w:t xml:space="preserve">arXiv:2210.02678, 2022.</w:t>
-      </w:r>
-    </w:p>
-    <w:p>
-      <w:pPr>
-        <w:pStyle w:val="BodyText"/>
-      </w:pPr>
-      <w:r>
-        <w:t xml:space="preserve">[10] C. Suman, S. Tripathy, and S. Saha,</w:t>
-      </w:r>
-      <w:r>
-        <w:t xml:space="preserve"> </w:t>
-      </w:r>
-      <w:r>
-        <w:t xml:space="preserve">“Building an effective intrusion detection system</w:t>
-      </w:r>
-      <w:r>
-        <w:t xml:space="preserve"> </w:t>
-      </w:r>
-      <w:r>
-        <w:t xml:space="preserve">using unsupervised feature selection in multi-objective optimization framework,”</w:t>
-      </w:r>
-      <w:r>
-        <w:t xml:space="preserve"> </w:t>
-      </w:r>
-      <w:r>
-        <w:t xml:space="preserve">arXiv:1905.06562, 2019.</w:t>
-      </w:r>
-    </w:p>
-    <w:p>
-      <w:pPr>
-        <w:pStyle w:val="BodyText"/>
-      </w:pPr>
-      <w:r>
-        <w:t xml:space="preserve">[11] C. Li,</w:t>
-      </w:r>
-      <w:r>
-        <w:t xml:space="preserve"> </w:t>
-      </w:r>
-      <w:r>
-        <w:t xml:space="preserve">“Multi-population diversity-guided genetic algorithm for feature selection in</w:t>
-      </w:r>
-      <w:r>
-        <w:t xml:space="preserve"> </w:t>
-      </w:r>
-      <w:r>
-        <w:t xml:space="preserve">network intrusion detection,”</w:t>
-      </w:r>
-      <w:r>
-        <w:t xml:space="preserve"> </w:t>
-      </w:r>
-      <w:r>
-        <w:t xml:space="preserve">arXiv:2605.19864, 2026.</w:t>
-      </w:r>
-    </w:p>
-    <w:p>
-      <w:pPr>
-        <w:pStyle w:val="BodyText"/>
-      </w:pPr>
-      <w:r>
-        <w:t xml:space="preserve">[12] A. Mojtahedi et al.,</w:t>
-      </w:r>
-      <w:r>
-        <w:t xml:space="preserve"> </w:t>
-      </w:r>
-      <w:r>
-        <w:t xml:space="preserve">“Feature selection-based intrusion detection system using genetic</w:t>
-      </w:r>
-      <w:r>
-        <w:t xml:space="preserve"> </w:t>
-      </w:r>
-      <w:r>
-        <w:t xml:space="preserve">whale optimization algorithm and sample-based classification,”</w:t>
-      </w:r>
-      <w:r>
-        <w:t xml:space="preserve"> </w:t>
-      </w:r>
-      <w:r>
-        <w:t xml:space="preserve">arXiv:2201.00584, 2022.</w:t>
-      </w:r>
-    </w:p>
-    <w:p>
-      <w:pPr>
-        <w:pStyle w:val="BodyText"/>
-      </w:pPr>
-      <w:r>
-        <w:t xml:space="preserve">[13] L. Yang et al.,</w:t>
-      </w:r>
-      <w:r>
-        <w:t xml:space="preserve"> </w:t>
-      </w:r>
-      <w:r>
-        <w:t xml:space="preserve">“A multi-objective AutoML-based efficient intrusion detection system for</w:t>
-      </w:r>
-      <w:r>
-        <w:t xml:space="preserve"> </w:t>
-      </w:r>
-      <w:r>
-        <w:t xml:space="preserve">EV charging networks,”</w:t>
+        <w:t xml:space="preserve">[6] N. Moustafa and J. Slay,</w:t>
+      </w:r>
+      <w:r>
+        <w:t xml:space="preserve"> </w:t>
+      </w:r>
+      <w:r>
+        <w:t xml:space="preserve">“UNSW-NB15: a comprehensive data set for network intrusion</w:t>
+      </w:r>
+      <w:r>
+        <w:t xml:space="preserve"> </w:t>
+      </w:r>
+      <w:r>
+        <w:t xml:space="preserve">detection systems (UNSW-NB15 network data set),”</w:t>
       </w:r>
       <w:r>
         <w:t xml:space="preserve"> </w:t>
@@ -1945,10 +1847,10 @@
           <w:i/>
           <w:iCs/>
         </w:rPr>
-        <w:t xml:space="preserve">Proc. IEEE GLOBECOM</w:t>
-      </w:r>
-      <w:r>
-        <w:t xml:space="preserve">, 2026.</w:t>
+        <w:t xml:space="preserve">Proc. MilCIS</w:t>
+      </w:r>
+      <w:r>
+        <w:t xml:space="preserve">, 2015.</w:t>
       </w:r>
     </w:p>
     <w:p>
@@ -1956,13 +1858,19 @@
         <w:pStyle w:val="BodyText"/>
       </w:pPr>
       <w:r>
-        <w:t xml:space="preserve">[14] J. Wu et al.,</w:t>
-      </w:r>
-      <w:r>
-        <w:t xml:space="preserve"> </w:t>
-      </w:r>
-      <w:r>
-        <w:t xml:space="preserve">“Joint semantic transfer network for IoT intrusion detection,”</w:t>
+        <w:t xml:space="preserve">[7] N. Moustafa,</w:t>
+      </w:r>
+      <w:r>
+        <w:t xml:space="preserve"> </w:t>
+      </w:r>
+      <w:r>
+        <w:t xml:space="preserve">“A new distributed architecture for evaluating AI-based security systems at</w:t>
+      </w:r>
+      <w:r>
+        <w:t xml:space="preserve"> </w:t>
+      </w:r>
+      <w:r>
+        <w:t xml:space="preserve">the edge: Network TON_IoT datasets,”</w:t>
       </w:r>
       <w:r>
         <w:t xml:space="preserve"> </w:t>
@@ -1972,13 +1880,175 @@
           <w:i/>
           <w:iCs/>
         </w:rPr>
-        <w:t xml:space="preserve">IEEE</w:t>
+        <w:t xml:space="preserve">Sustain. Cities Soc.</w:t>
+      </w:r>
+      <w:r>
+        <w:t xml:space="preserve">, vol. 72, 2021.</w:t>
+      </w:r>
+    </w:p>
+    <w:p>
+      <w:pPr>
+        <w:pStyle w:val="BodyText"/>
+      </w:pPr>
+      <w:r>
+        <w:t xml:space="preserve">[8] Z. Fatima and A. Ali,</w:t>
+      </w:r>
+      <w:r>
+        <w:t xml:space="preserve"> </w:t>
+      </w:r>
+      <w:r>
+        <w:t xml:space="preserve">“Effective metaheuristic based classifiers for multiclass intrusion</w:t>
+      </w:r>
+      <w:r>
+        <w:t xml:space="preserve"> </w:t>
+      </w:r>
+      <w:r>
+        <w:t xml:space="preserve">detection,”</w:t>
+      </w:r>
+      <w:r>
+        <w:t xml:space="preserve"> </w:t>
+      </w:r>
+      <w:r>
+        <w:t xml:space="preserve">arXiv:2210.02678, 2022.</w:t>
+      </w:r>
+    </w:p>
+    <w:p>
+      <w:pPr>
+        <w:pStyle w:val="BodyText"/>
+      </w:pPr>
+      <w:r>
+        <w:t xml:space="preserve">[9] C. Suman, S. Tripathy, and S. Saha,</w:t>
+      </w:r>
+      <w:r>
+        <w:t xml:space="preserve"> </w:t>
+      </w:r>
+      <w:r>
+        <w:t xml:space="preserve">“Building an effective intrusion detection system</w:t>
+      </w:r>
+      <w:r>
+        <w:t xml:space="preserve"> </w:t>
+      </w:r>
+      <w:r>
+        <w:t xml:space="preserve">using unsupervised feature selection in multi-objective optimization framework,”</w:t>
+      </w:r>
+      <w:r>
+        <w:t xml:space="preserve"> </w:t>
+      </w:r>
+      <w:r>
+        <w:t xml:space="preserve">arXiv:1905.06562, 2019.</w:t>
+      </w:r>
+    </w:p>
+    <w:p>
+      <w:pPr>
+        <w:pStyle w:val="BodyText"/>
+      </w:pPr>
+      <w:r>
+        <w:t xml:space="preserve">[10] C. Li,</w:t>
+      </w:r>
+      <w:r>
+        <w:t xml:space="preserve"> </w:t>
+      </w:r>
+      <w:r>
+        <w:t xml:space="preserve">“Multi-population diversity-guided genetic algorithm for feature selection in</w:t>
+      </w:r>
+      <w:r>
+        <w:t xml:space="preserve"> </w:t>
+      </w:r>
+      <w:r>
+        <w:t xml:space="preserve">network intrusion detection,”</w:t>
+      </w:r>
+      <w:r>
+        <w:t xml:space="preserve"> </w:t>
+      </w:r>
+      <w:r>
+        <w:t xml:space="preserve">arXiv:2605.19864, 2026.</w:t>
+      </w:r>
+    </w:p>
+    <w:p>
+      <w:pPr>
+        <w:pStyle w:val="BodyText"/>
+      </w:pPr>
+      <w:r>
+        <w:t xml:space="preserve">[11] A. Mojtahedi et al.,</w:t>
+      </w:r>
+      <w:r>
+        <w:t xml:space="preserve"> </w:t>
+      </w:r>
+      <w:r>
+        <w:t xml:space="preserve">“Feature selection-based intrusion detection system using genetic</w:t>
+      </w:r>
+      <w:r>
+        <w:t xml:space="preserve"> </w:t>
+      </w:r>
+      <w:r>
+        <w:t xml:space="preserve">whale optimization algorithm and sample-based classification,”</w:t>
+      </w:r>
+      <w:r>
+        <w:t xml:space="preserve"> </w:t>
+      </w:r>
+      <w:r>
+        <w:t xml:space="preserve">arXiv:2201.00584, 2022.</w:t>
+      </w:r>
+    </w:p>
+    <w:p>
+      <w:pPr>
+        <w:pStyle w:val="BodyText"/>
+      </w:pPr>
+      <w:r>
+        <w:t xml:space="preserve">[12] L. Yang et al.,</w:t>
+      </w:r>
+      <w:r>
+        <w:t xml:space="preserve"> </w:t>
+      </w:r>
+      <w:r>
+        <w:t xml:space="preserve">“A multi-objective AutoML-based efficient intrusion detection system for</w:t>
+      </w:r>
+      <w:r>
+        <w:t xml:space="preserve"> </w:t>
+      </w:r>
+      <w:r>
+        <w:t xml:space="preserve">EV charging networks,”</w:t>
+      </w:r>
+      <w:r>
+        <w:t xml:space="preserve"> </w:t>
+      </w:r>
+      <w:r>
+        <w:t xml:space="preserve">in</w:t>
+      </w:r>
+      <w:r>
+        <w:t xml:space="preserve"> </w:t>
       </w:r>
       <w:r>
         <w:rPr>
           <w:i/>
           <w:iCs/>
         </w:rPr>
+        <w:t xml:space="preserve">Proc. IEEE GLOBECOM</w:t>
+      </w:r>
+      <w:r>
+        <w:t xml:space="preserve">, 2026.</w:t>
+      </w:r>
+    </w:p>
+    <w:p>
+      <w:pPr>
+        <w:pStyle w:val="BodyText"/>
+      </w:pPr>
+      <w:r>
+        <w:t xml:space="preserve">[13] S. Layeghy, M. Baktashmotlagh, and M. Portmann,</w:t>
+      </w:r>
+      <w:r>
+        <w:t xml:space="preserve"> </w:t>
+      </w:r>
+      <w:r>
+        <w:t xml:space="preserve">“DI-NIDS: Domain invariant network</w:t>
+      </w:r>
+      <w:r>
+        <w:t xml:space="preserve"> </w:t>
+      </w:r>
+      <w:r>
+        <w:t xml:space="preserve">intrusion detection system,”</w:t>
+      </w:r>
+      <w:r>
         <w:t xml:space="preserve"> </w:t>
       </w:r>
       <w:r>
@@ -1986,10 +2056,10 @@
           <w:i/>
           <w:iCs/>
         </w:rPr>
-        <w:t xml:space="preserve">Internet Things J.</w:t>
-      </w:r>
-      <w:r>
-        <w:t xml:space="preserve">, 2022.</w:t>
+        <w:t xml:space="preserve">Knowledge-Based Systems</w:t>
+      </w:r>
+      <w:r>
+        <w:t xml:space="preserve">, 2023.</w:t>
       </w:r>
     </w:p>
     <w:p>
@@ -1997,19 +2067,13 @@
         <w:pStyle w:val="BodyText"/>
       </w:pPr>
       <w:r>
-        <w:t xml:space="preserve">[15] J. Wu et al.,</w:t>
-      </w:r>
-      <w:r>
-        <w:t xml:space="preserve"> </w:t>
-      </w:r>
-      <w:r>
-        <w:t xml:space="preserve">“Heterogeneous domain adaptation for IoT intrusion detection: A geometric</w:t>
-      </w:r>
-      <w:r>
-        <w:t xml:space="preserve"> </w:t>
-      </w:r>
-      <w:r>
-        <w:t xml:space="preserve">graph alignment approach,”</w:t>
+        <w:t xml:space="preserve">[14] M. Ring et al.,</w:t>
+      </w:r>
+      <w:r>
+        <w:t xml:space="preserve"> </w:t>
+      </w:r>
+      <w:r>
+        <w:t xml:space="preserve">“A survey of network-based intrusion detection data sets,”</w:t>
       </w:r>
       <w:r>
         <w:t xml:space="preserve"> </w:t>
@@ -2019,59 +2083,13 @@
           <w:i/>
           <w:iCs/>
         </w:rPr>
-        <w:t xml:space="preserve">IEEE Internet Things J.</w:t>
-      </w:r>
-      <w:r>
-        <w:t xml:space="preserve">, 2023.</w:t>
-      </w:r>
-    </w:p>
-    <w:p>
-      <w:pPr>
-        <w:pStyle w:val="BodyText"/>
-      </w:pPr>
-      <w:r>
-        <w:t xml:space="preserve">[16] J. Wu et al.,</w:t>
-      </w:r>
-      <w:r>
-        <w:t xml:space="preserve"> </w:t>
-      </w:r>
-      <w:r>
-        <w:t xml:space="preserve">“Adaptive bi-recommendation and self-improving network for heterogeneous</w:t>
-      </w:r>
-      <w:r>
-        <w:t xml:space="preserve"> </w:t>
-      </w:r>
-      <w:r>
-        <w:t xml:space="preserve">domain adaptation-assisted IoT intrusion detection,”</w:t>
-      </w:r>
-      <w:r>
-        <w:t xml:space="preserve"> </w:t>
+        <w:t xml:space="preserve">Computers &amp;</w:t>
       </w:r>
       <w:r>
         <w:rPr>
           <w:i/>
           <w:iCs/>
         </w:rPr>
-        <w:t xml:space="preserve">IEEE Internet Things J.</w:t>
-      </w:r>
-      <w:r>
-        <w:t xml:space="preserve">, 2023.</w:t>
-      </w:r>
-    </w:p>
-    <w:p>
-      <w:pPr>
-        <w:pStyle w:val="BodyText"/>
-      </w:pPr>
-      <w:r>
-        <w:t xml:space="preserve">[17] J. Wu et al.,</w:t>
-      </w:r>
-      <w:r>
-        <w:t xml:space="preserve"> </w:t>
-      </w:r>
-      <w:r>
-        <w:t xml:space="preserve">“Open set dandelion network for IoT intrusion detection,”</w:t>
-      </w:r>
-      <w:r>
         <w:t xml:space="preserve"> </w:t>
       </w:r>
       <w:r>
@@ -2079,141 +2097,49 @@
           <w:i/>
           <w:iCs/>
         </w:rPr>
-        <w:t xml:space="preserve">ACM Trans.</w:t>
+        <w:t xml:space="preserve">Security</w:t>
+      </w:r>
+      <w:r>
+        <w:t xml:space="preserve">, vol. 86, pp. 147–167, 2019.</w:t>
+      </w:r>
+    </w:p>
+    <w:p>
+      <w:pPr>
+        <w:pStyle w:val="BodyText"/>
+      </w:pPr>
+      <w:r>
+        <w:t xml:space="preserve">[15] J. Vitorino, M. Silva, E. Maia, and I. Praça,</w:t>
+      </w:r>
+      <w:r>
+        <w:t xml:space="preserve"> </w:t>
+      </w:r>
+      <w:r>
+        <w:t xml:space="preserve">“An adversarial robustness benchmark for</w:t>
+      </w:r>
+      <w:r>
+        <w:t xml:space="preserve"> </w:t>
+      </w:r>
+      <w:r>
+        <w:t xml:space="preserve">enterprise network intrusion detection,”</w:t>
+      </w:r>
+      <w:r>
+        <w:t xml:space="preserve"> </w:t>
+      </w:r>
+      <w:r>
+        <w:t xml:space="preserve">in</w:t>
+      </w:r>
+      <w:r>
+        <w:t xml:space="preserve"> </w:t>
       </w:r>
       <w:r>
         <w:rPr>
           <w:i/>
           <w:iCs/>
         </w:rPr>
-        <w:t xml:space="preserve"> </w:t>
-      </w:r>
-      <w:r>
-        <w:rPr>
-          <w:i/>
-          <w:iCs/>
-        </w:rPr>
-        <w:t xml:space="preserve">Internet Technol.</w:t>
+        <w:t xml:space="preserve">Proc. FPS</w:t>
       </w:r>
       <w:r>
         <w:t xml:space="preserve">, 2023.</w:t>
-      </w:r>
-    </w:p>
-    <w:p>
-      <w:pPr>
-        <w:pStyle w:val="BodyText"/>
-      </w:pPr>
-      <w:r>
-        <w:t xml:space="preserve">[18] M. U. Varghese and Z. Taghiyarrenani,</w:t>
-      </w:r>
-      <w:r>
-        <w:t xml:space="preserve"> </w:t>
-      </w:r>
-      <w:r>
-        <w:t xml:space="preserve">“Intrusion detection in heterogeneous networks with</w:t>
-      </w:r>
-      <w:r>
-        <w:t xml:space="preserve"> </w:t>
-      </w:r>
-      <w:r>
-        <w:t xml:space="preserve">domain-adaptive multi-modal learning,”</w:t>
-      </w:r>
-      <w:r>
-        <w:t xml:space="preserve"> </w:t>
-      </w:r>
-      <w:r>
-        <w:t xml:space="preserve">arXiv:2508.03517, 2025.</w:t>
-      </w:r>
-    </w:p>
-    <w:p>
-      <w:pPr>
-        <w:pStyle w:val="BodyText"/>
-      </w:pPr>
-      <w:r>
-        <w:t xml:space="preserve">[19] L. Wang,</w:t>
-      </w:r>
-      <w:r>
-        <w:t xml:space="preserve"> </w:t>
-      </w:r>
-      <w:r>
-        <w:t xml:space="preserve">“Clustering-enhanced domain adaptation for cross-domain intrusion detection in</w:t>
-      </w:r>
-      <w:r>
-        <w:t xml:space="preserve"> </w:t>
-      </w:r>
-      <w:r>
-        <w:t xml:space="preserve">industrial control systems,”</w:t>
-      </w:r>
-      <w:r>
-        <w:t xml:space="preserve"> </w:t>
-      </w:r>
-      <w:r>
-        <w:t xml:space="preserve">arXiv:2604.12183, 2026.</w:t>
-      </w:r>
-    </w:p>
-    <w:p>
-      <w:pPr>
-        <w:pStyle w:val="BodyText"/>
-      </w:pPr>
-      <w:r>
-        <w:t xml:space="preserve">[20] L. G. Nguyen and K. Watabe,</w:t>
-      </w:r>
-      <w:r>
-        <w:t xml:space="preserve"> </w:t>
-      </w:r>
-      <w:r>
-        <w:t xml:space="preserve">“A method for network intrusion detection using flow sequence</w:t>
-      </w:r>
-      <w:r>
-        <w:t xml:space="preserve"> </w:t>
-      </w:r>
-      <w:r>
-        <w:t xml:space="preserve">and BERT framework,”</w:t>
-      </w:r>
-      <w:r>
-        <w:t xml:space="preserve"> </w:t>
-      </w:r>
-      <w:r>
-        <w:t xml:space="preserve">in</w:t>
-      </w:r>
-      <w:r>
-        <w:t xml:space="preserve"> </w:t>
-      </w:r>
-      <w:r>
-        <w:rPr>
-          <w:i/>
-          <w:iCs/>
-        </w:rPr>
-        <w:t xml:space="preserve">Proc. IEEE ICC</w:t>
-      </w:r>
-      <w:r>
-        <w:t xml:space="preserve">, 2023.</w:t>
-      </w:r>
-    </w:p>
-    <w:p>
-      <w:pPr>
-        <w:pStyle w:val="BodyText"/>
-      </w:pPr>
-      <w:r>
-        <w:t xml:space="preserve">[23] M. A. Youssef,</w:t>
-      </w:r>
-      <w:r>
-        <w:t xml:space="preserve"> </w:t>
-      </w:r>
-      <w:r>
-        <w:t xml:space="preserve">“Stream assembly is an uncontrolled treatment in streaming</w:t>
-      </w:r>
-      <w:r>
-        <w:t xml:space="preserve"> </w:t>
-      </w:r>
-      <w:r>
-        <w:t xml:space="preserve">intrusion-detection benchmarks,”</w:t>
-      </w:r>
-      <w:r>
-        <w:t xml:space="preserve"> </w:t>
-      </w:r>
-      <w:r>
-        <w:t xml:space="preserve">arXiv:2605.24696, 2026.</w:t>
       </w:r>
     </w:p>
     <w:bookmarkEnd w:id="16"/>
